--- a/Documents/PLECS_Integration_README.docx
+++ b/Documents/PLECS_Integration_README.docx
@@ -1962,7 +1962,7 @@
           <w:sz w:val="22"/>
           <w:szCs w:val="22"/>
         </w:rPr>
-        <w:t xml:space="preserve">Connect to the inner duty cycle inputs of both bridge PWM generators (these are fixed at 2.9845 rad = 95% duty)</w:t>
+        <w:t xml:space="preserve">Connect to the inner duty cycle inputs of both bridge PWM generators (these are predicted, 2.042–3.110 rad rad = 95% duty)</w:t>
       </w:r>
     </w:p>
     <w:p>
@@ -3552,7 +3552,7 @@
                 <w:sz w:val="20"/>
                 <w:szCs w:val="20"/>
               </w:rPr>
-              <w:t xml:space="preserve">2.9845 rad (fixed)</w:t>
+              <w:t xml:space="preserve">2.042–3.110 rad (predicted)</w:t>
             </w:r>
           </w:p>
         </w:tc>
@@ -3641,7 +3641,7 @@
                 <w:sz w:val="20"/>
                 <w:szCs w:val="20"/>
               </w:rPr>
-              <w:t xml:space="preserve">2.9845 rad (fixed)</w:t>
+              <w:t xml:space="preserve">2.042–3.110 rad (predicted)</w:t>
             </w:r>
           </w:p>
         </w:tc>
@@ -3908,7 +3908,7 @@
                 <w:sz w:val="20"/>
                 <w:szCs w:val="20"/>
               </w:rPr>
-              <w:t xml:space="preserve">95.0% (fixed)</w:t>
+              <w:t xml:space="preserve">varies (predicted)</w:t>
             </w:r>
           </w:p>
         </w:tc>
